--- a/CAR_Story_Worksheet.docx
+++ b/CAR_Story_Worksheet.docx
@@ -2419,14 +2419,40 @@
         <w:spacing w:after="80"/>
         <w:jc w:val="center"/>
       </w:pPr>
-      <w:r>
-        <w:rPr>
-          <w:rFonts w:ascii="Arial" w:cs="Arial" w:eastAsia="Arial" w:hAnsi="Arial"/>
-          <w:color w:val="4a90d9"/>
-          <w:sz w:val="22"/>
-          <w:szCs w:val="22"/>
-        </w:rPr>
-        <w:t xml:space="preserve">https://forms.gle/DYHrqQithB6LNTzD6</w:t>
+      <w:r/>
+      <w:r>
+        <w:drawing>
+          <wp:inline xmlns:a="http://schemas.openxmlformats.org/drawingml/2006/main" xmlns:pic="http://schemas.openxmlformats.org/drawingml/2006/picture">
+            <wp:extent cx="1371600" cy="1371600"/>
+            <wp:docPr id="1" name="Picture 1"/>
+            <wp:cNvGraphicFramePr>
+              <a:graphicFrameLocks noChangeAspect="1"/>
+            </wp:cNvGraphicFramePr>
+            <a:graphic>
+              <a:graphicData uri="http://schemas.openxmlformats.org/drawingml/2006/picture">
+                <pic:pic>
+                  <pic:nvPicPr>
+                    <pic:cNvPr id="0" name="qr_form.png"/>
+                    <pic:cNvPicPr/>
+                  </pic:nvPicPr>
+                  <pic:blipFill>
+                    <a:blip r:embed="rId8"/>
+                    <a:stretch>
+                      <a:fillRect/>
+                    </a:stretch>
+                  </pic:blipFill>
+                  <pic:spPr>
+                    <a:xfrm>
+                      <a:off x="0" y="0"/>
+                      <a:ext cx="1371600" cy="1371600"/>
+                    </a:xfrm>
+                    <a:prstGeom prst="rect"/>
+                  </pic:spPr>
+                </pic:pic>
+              </a:graphicData>
+            </a:graphic>
+          </wp:inline>
+        </w:drawing>
       </w:r>
     </w:p>
     <w:p>
@@ -2434,14 +2460,39 @@
         <w:spacing w:after="200"/>
         <w:jc w:val="center"/>
       </w:pPr>
-      <w:r>
-        <w:rPr>
-          <w:rFonts w:ascii="Arial" w:cs="Arial" w:eastAsia="Arial" w:hAnsi="Arial"/>
-          <w:color w:val="888888"/>
+      <w:r/>
+      <w:r>
+        <w:rPr>
+          <w:color w:val="999999"/>
+          <w:sz w:val="18"/>
+        </w:rPr>
+        <w:t>掃描 QR Code 或點擊連結預約</w:t>
+        <w:br/>
+        <w:t>Scan QR code or click link to book</w:t>
+      </w:r>
+    </w:p>
+    <w:p>
+      <w:pPr>
+        <w:jc w:val="center"/>
+      </w:pPr>
+      <w:r>
+        <w:rPr>
+          <w:color w:val="666666"/>
+          <w:sz w:val="18"/>
+        </w:rPr>
+        <w:t>https://forms.gle/DYHrqQithB6LNTzD6</w:t>
+      </w:r>
+    </w:p>
+    <w:p>
+      <w:pPr>
+        <w:jc w:val="center"/>
+      </w:pPr>
+      <w:r>
+        <w:rPr>
+          <w:b/>
           <w:sz w:val="20"/>
-          <w:szCs w:val="20"/>
-        </w:rPr>
-        <w:t xml:space="preserve">Teacher Gary 小籠包老師 | Line: gjiang25 | WeChat: gjiang25</w:t>
+        </w:rPr>
+        <w:t>Teacher Gary 小籠包老師</w:t>
       </w:r>
     </w:p>
     <w:sectPr>
